--- a/apps/data-ontology/example_files/2024年4月12日单位A日报.docx
+++ b/apps/data-ontology/example_files/2024年4月12日单位A日报.docx
@@ -8,372 +8,196 @@
       </w:pPr>
       <w:r>
         <w:rPr>
-          <w:rFonts w:ascii="黑体" w:hAnsi="黑体"/>
+          <w:rFonts w:ascii="黑体" w:hAnsi="黑体" w:eastAsia="黑体"/>
           <w:b/>
-          <w:sz w:val="32"/>
+          <w:sz w:val="44"/>
         </w:rPr>
-        <w:t>2024年4月12日数据中心日报</w:t>
+        <w:t>单位A日报</w:t>
       </w:r>
     </w:p>
     <w:p>
       <w:r>
+        <w:t>日期：2024年4月12日</w:t>
+      </w:r>
+    </w:p>
+    <w:p/>
+    <w:p>
+      <w:r>
         <w:rPr>
           <w:b/>
+          <w:sz w:val="32"/>
         </w:rPr>
-        <w:t>一、今日工作进展</w:t>
+        <w:t>一、工作概述</w:t>
       </w:r>
     </w:p>
     <w:p>
       <w:pPr>
-        <w:pStyle w:val="ListBullet"/>
+        <w:ind w:firstLine="420"/>
       </w:pPr>
       <w:r>
-        <w:t>完成核心数据库主从切换演练，切换时间不超过30秒，符合预期目标。</w:t>
+        <w:t>今日完成</w:t>
+      </w:r>
+      <w:r>
+        <w:rPr>
+          <w:b/>
+        </w:rPr>
+        <w:t>重要系统升级</w:t>
+      </w:r>
+      <w:r>
+        <w:t>工作，主要包括以下几个方面：</w:t>
       </w:r>
     </w:p>
     <w:p>
       <w:pPr>
-        <w:pStyle w:val="ListBullet"/>
+        <w:ind w:firstLine="420"/>
       </w:pPr>
       <w:r>
-        <w:t>运维监控系统升级至v3.2，新增智能告警降噪功能，告警数量减少约40%。</w:t>
+        <w:t xml:space="preserve">1. </w:t>
+      </w:r>
+      <w:r>
+        <w:rPr>
+          <w:b/>
+        </w:rPr>
+        <w:t>数据库优化：</w:t>
+      </w:r>
+      <w:r>
+        <w:t>对核心业务表进行了索引优化，查询性能提升50%。</w:t>
       </w:r>
     </w:p>
     <w:p>
       <w:pPr>
-        <w:pStyle w:val="ListBullet"/>
+        <w:ind w:firstLine="420"/>
       </w:pPr>
       <w:r>
-        <w:t>数据备份策略优化完成，增量备份窗口从4小时缩短至1.5小时。</w:t>
+        <w:t xml:space="preserve">2. </w:t>
+      </w:r>
+      <w:r>
+        <w:rPr>
+          <w:b/>
+        </w:rPr>
+        <w:t>功能开发：</w:t>
+      </w:r>
+      <w:r>
+        <w:t>完成综合日报生成器的富文本格式支持。</w:t>
       </w:r>
     </w:p>
+    <w:p/>
     <w:p>
       <w:r>
         <w:rPr>
           <w:b/>
+          <w:sz w:val="32"/>
         </w:rPr>
-        <w:t>二、存在问题</w:t>
+        <w:t>二、重点项目</w:t>
       </w:r>
     </w:p>
     <w:p>
       <w:pPr>
-        <w:pStyle w:val="ListBullet"/>
+        <w:ind w:firstLine="420"/>
       </w:pPr>
       <w:r>
-        <w:t>3号机房空调系统出现间歇性故障，室温一度升至28°C，已联系维保。</w:t>
+        <w:rPr>
+          <w:rFonts w:ascii="黑体" w:hAnsi="黑体" w:eastAsia="黑体"/>
+          <w:b/>
+          <w:sz w:val="36"/>
+        </w:rPr>
+        <w:t>【重点】</w:t>
+      </w:r>
+      <w:r>
+        <w:t>数据治理平台建设</w:t>
       </w:r>
     </w:p>
     <w:p>
       <w:pPr>
-        <w:pStyle w:val="ListBullet"/>
+        <w:ind w:firstLine="420"/>
       </w:pPr>
       <w:r>
-        <w:t>部分历史数据迁移任务因网络波动中断，需重新启动。</w:t>
+        <w:t>项目进度：</w:t>
+      </w:r>
+      <w:r>
+        <w:rPr>
+          <w:b/>
+        </w:rPr>
+        <w:t>正常推进</w:t>
       </w:r>
     </w:p>
+    <w:p>
+      <w:pPr>
+        <w:ind w:firstLine="420"/>
+      </w:pPr>
+      <w:r>
+        <w:t>预计完成时间：2024年6月</w:t>
+      </w:r>
+    </w:p>
+    <w:p/>
     <w:p>
       <w:r>
         <w:rPr>
           <w:b/>
+          <w:sz w:val="32"/>
         </w:rPr>
-        <w:t>三、下一步计划</w:t>
+        <w:t>三、问题与风险</w:t>
       </w:r>
     </w:p>
     <w:p>
       <w:pPr>
-        <w:pStyle w:val="ListBullet"/>
+        <w:ind w:firstLine="420"/>
       </w:pPr>
       <w:r>
-        <w:t>继续跟进3号机房空调维修进度。</w:t>
+        <w:rPr>
+          <w:rFonts w:ascii="黑体" w:hAnsi="黑体" w:eastAsia="黑体"/>
+          <w:b/>
+          <w:sz w:val="28"/>
+        </w:rPr>
+        <w:t>【风险提示】</w:t>
+      </w:r>
+      <w:r>
+        <w:t>服务器资源紧张，需尽快扩容。</w:t>
+      </w:r>
+    </w:p>
+    <w:p/>
+    <w:p>
+      <w:r>
+        <w:rPr>
+          <w:b/>
+          <w:sz w:val="32"/>
+        </w:rPr>
+        <w:t>四、明日计划</w:t>
       </w:r>
     </w:p>
     <w:p>
       <w:pPr>
-        <w:pStyle w:val="ListBullet"/>
+        <w:ind w:firstLine="420"/>
       </w:pPr>
       <w:r>
-        <w:t>启动第二批次数据迁移任务。</w:t>
+        <w:t>1. 继续优化系统性能</w:t>
       </w:r>
     </w:p>
     <w:p>
       <w:pPr>
-        <w:pStyle w:val="ListBullet"/>
+        <w:ind w:firstLine="420"/>
       </w:pPr>
       <w:r>
-        <w:t>完成本月安全巡检报告。</w:t>
+        <w:t>2. 完成用户反馈问题处理</w:t>
       </w:r>
     </w:p>
     <w:p>
+      <w:pPr>
+        <w:ind w:firstLine="420"/>
+      </w:pPr>
+      <w:r>
+        <w:t xml:space="preserve">3. </w:t>
+      </w:r>
       <w:r>
         <w:rPr>
           <w:b/>
         </w:rPr>
-        <w:t>四、项目进展表</w:t>
+        <w:t>重点：</w:t>
+      </w:r>
+      <w:r>
+        <w:t>准备下周演示材料</w:t>
       </w:r>
     </w:p>
-    <w:tbl>
-      <w:tblPr>
-        <w:tblStyle w:val="TableGrid"/>
-        <w:tblW w:type="auto" w:w="0"/>
-        <w:jc w:val="center"/>
-        <w:tblLook w:firstColumn="1" w:firstRow="1" w:lastColumn="0" w:lastRow="0" w:noHBand="0" w:noVBand="1" w:val="04A0"/>
-      </w:tblPr>
-      <w:tblGrid>
-        <w:gridCol w:w="2880"/>
-        <w:gridCol w:w="2880"/>
-        <w:gridCol w:w="2880"/>
-      </w:tblGrid>
-      <w:tr>
-        <w:tc>
-          <w:tcPr>
-            <w:tcW w:type="dxa" w:w="2880"/>
-          </w:tcPr>
-          <w:p>
-            <w:r/>
-            <w:r>
-              <w:rPr>
-                <w:rFonts w:ascii="宋体" w:hAnsi="宋体"/>
-                <w:b/>
-                <w:sz w:val="21"/>
-              </w:rPr>
-              <w:t>项目</w:t>
-            </w:r>
-          </w:p>
-        </w:tc>
-        <w:tc>
-          <w:tcPr>
-            <w:tcW w:type="dxa" w:w="2880"/>
-          </w:tcPr>
-          <w:p>
-            <w:r/>
-            <w:r>
-              <w:rPr>
-                <w:rFonts w:ascii="宋体" w:hAnsi="宋体"/>
-                <w:b/>
-                <w:sz w:val="21"/>
-              </w:rPr>
-              <w:t>进度</w:t>
-            </w:r>
-          </w:p>
-        </w:tc>
-        <w:tc>
-          <w:tcPr>
-            <w:tcW w:type="dxa" w:w="2880"/>
-          </w:tcPr>
-          <w:p>
-            <w:r/>
-            <w:r>
-              <w:rPr>
-                <w:rFonts w:ascii="宋体" w:hAnsi="宋体"/>
-                <w:b/>
-                <w:sz w:val="21"/>
-              </w:rPr>
-              <w:t>备注</w:t>
-            </w:r>
-          </w:p>
-        </w:tc>
-      </w:tr>
-      <w:tr>
-        <w:tc>
-          <w:tcPr>
-            <w:tcW w:type="dxa" w:w="2880"/>
-          </w:tcPr>
-          <w:p>
-            <w:r/>
-            <w:r>
-              <w:rPr>
-                <w:rFonts w:ascii="宋体" w:hAnsi="宋体"/>
-                <w:b w:val="0"/>
-                <w:sz w:val="21"/>
-              </w:rPr>
-              <w:t>数据库主从切换演练</w:t>
-            </w:r>
-          </w:p>
-        </w:tc>
-        <w:tc>
-          <w:tcPr>
-            <w:tcW w:type="dxa" w:w="2880"/>
-          </w:tcPr>
-          <w:p>
-            <w:r/>
-            <w:r>
-              <w:rPr>
-                <w:rFonts w:ascii="宋体" w:hAnsi="宋体"/>
-                <w:b w:val="0"/>
-                <w:sz w:val="21"/>
-              </w:rPr>
-              <w:t>100%</w:t>
-            </w:r>
-          </w:p>
-        </w:tc>
-        <w:tc>
-          <w:tcPr>
-            <w:tcW w:type="dxa" w:w="2880"/>
-          </w:tcPr>
-          <w:p>
-            <w:r/>
-            <w:r>
-              <w:rPr>
-                <w:rFonts w:ascii="宋体" w:hAnsi="宋体"/>
-                <w:b w:val="0"/>
-                <w:sz w:val="21"/>
-              </w:rPr>
-              <w:t>切换时间达标</w:t>
-            </w:r>
-          </w:p>
-        </w:tc>
-      </w:tr>
-      <w:tr>
-        <w:tc>
-          <w:tcPr>
-            <w:tcW w:type="dxa" w:w="2880"/>
-          </w:tcPr>
-          <w:p>
-            <w:r/>
-            <w:r>
-              <w:rPr>
-                <w:rFonts w:ascii="宋体" w:hAnsi="宋体"/>
-                <w:b w:val="0"/>
-                <w:sz w:val="21"/>
-              </w:rPr>
-              <w:t>运维监控升级</w:t>
-            </w:r>
-          </w:p>
-        </w:tc>
-        <w:tc>
-          <w:tcPr>
-            <w:tcW w:type="dxa" w:w="2880"/>
-          </w:tcPr>
-          <w:p>
-            <w:r/>
-            <w:r>
-              <w:rPr>
-                <w:rFonts w:ascii="宋体" w:hAnsi="宋体"/>
-                <w:b w:val="0"/>
-                <w:sz w:val="21"/>
-              </w:rPr>
-              <w:t>100%</w:t>
-            </w:r>
-          </w:p>
-        </w:tc>
-        <w:tc>
-          <w:tcPr>
-            <w:tcW w:type="dxa" w:w="2880"/>
-          </w:tcPr>
-          <w:p>
-            <w:r/>
-            <w:r>
-              <w:rPr>
-                <w:rFonts w:ascii="宋体" w:hAnsi="宋体"/>
-                <w:b w:val="0"/>
-                <w:sz w:val="21"/>
-              </w:rPr>
-              <w:t>告警降噪生效</w:t>
-            </w:r>
-          </w:p>
-        </w:tc>
-      </w:tr>
-      <w:tr>
-        <w:tc>
-          <w:tcPr>
-            <w:tcW w:type="dxa" w:w="2880"/>
-          </w:tcPr>
-          <w:p>
-            <w:r/>
-            <w:r>
-              <w:rPr>
-                <w:rFonts w:ascii="宋体" w:hAnsi="宋体"/>
-                <w:b w:val="0"/>
-                <w:sz w:val="21"/>
-              </w:rPr>
-              <w:t>数据备份优化</w:t>
-            </w:r>
-          </w:p>
-        </w:tc>
-        <w:tc>
-          <w:tcPr>
-            <w:tcW w:type="dxa" w:w="2880"/>
-          </w:tcPr>
-          <w:p>
-            <w:r/>
-            <w:r>
-              <w:rPr>
-                <w:rFonts w:ascii="宋体" w:hAnsi="宋体"/>
-                <w:b w:val="0"/>
-                <w:sz w:val="21"/>
-              </w:rPr>
-              <w:t>100%</w:t>
-            </w:r>
-          </w:p>
-        </w:tc>
-        <w:tc>
-          <w:tcPr>
-            <w:tcW w:type="dxa" w:w="2880"/>
-          </w:tcPr>
-          <w:p>
-            <w:r/>
-            <w:r>
-              <w:rPr>
-                <w:rFonts w:ascii="宋体" w:hAnsi="宋体"/>
-                <w:b w:val="0"/>
-                <w:sz w:val="21"/>
-              </w:rPr>
-              <w:t>备份窗口缩短</w:t>
-            </w:r>
-          </w:p>
-        </w:tc>
-      </w:tr>
-      <w:tr>
-        <w:tc>
-          <w:tcPr>
-            <w:tcW w:type="dxa" w:w="2880"/>
-          </w:tcPr>
-          <w:p>
-            <w:r/>
-            <w:r>
-              <w:rPr>
-                <w:rFonts w:ascii="宋体" w:hAnsi="宋体"/>
-                <w:b w:val="0"/>
-                <w:sz w:val="21"/>
-              </w:rPr>
-              <w:t>历史数据迁移</w:t>
-            </w:r>
-          </w:p>
-        </w:tc>
-        <w:tc>
-          <w:tcPr>
-            <w:tcW w:type="dxa" w:w="2880"/>
-          </w:tcPr>
-          <w:p>
-            <w:r/>
-            <w:r>
-              <w:rPr>
-                <w:rFonts w:ascii="宋体" w:hAnsi="宋体"/>
-                <w:b w:val="0"/>
-                <w:sz w:val="21"/>
-              </w:rPr>
-              <w:t>60%</w:t>
-            </w:r>
-          </w:p>
-        </w:tc>
-        <w:tc>
-          <w:tcPr>
-            <w:tcW w:type="dxa" w:w="2880"/>
-          </w:tcPr>
-          <w:p>
-            <w:r/>
-            <w:r>
-              <w:rPr>
-                <w:rFonts w:ascii="宋体" w:hAnsi="宋体"/>
-                <w:b w:val="0"/>
-                <w:sz w:val="21"/>
-              </w:rPr>
-              <w:t>部分中断待恢复</w:t>
-            </w:r>
-          </w:p>
-        </w:tc>
-      </w:tr>
-    </w:tbl>
     <w:sectPr>
       <w:pgSz w:w="12240" w:h="15840"/>
       <w:pgMar w:top="1440" w:right="1800" w:bottom="1440" w:left="1800" w:header="720" w:footer="720" w:gutter="0"/>
@@ -747,6 +571,10 @@
     <w:name w:val="Normal"/>
     <w:qFormat/>
     <w:rsid w:val="00FC693F"/>
+    <w:rPr>
+      <w:rFonts w:ascii="仿宋_GB2312" w:hAnsi="仿宋_GB2312" w:eastAsia="仿宋_GB2312"/>
+      <w:sz w:val="32"/>
+    </w:rPr>
   </w:style>
   <w:style w:type="paragraph" w:styleId="Header">
     <w:name w:val="header"/>
